--- a/RuoYi-Vue-master/ruoyi-system/src/main/resources/templates/学生谈心谈话记录表.docx
+++ b/RuoYi-Vue-master/ruoyi-system/src/main/resources/templates/学生谈心谈话记录表.docx
@@ -1,5 +1,47 @@
 
-<file path=word/document.xml><?xml version="1.0" encoding="utf-8"?>
+<file path=docProps\app.xml><?xml version="1.0" encoding="utf-8"?>
+<Properties xmlns="http://schemas.openxmlformats.org/officeDocument/2006/extended-properties" xmlns:vt="http://schemas.openxmlformats.org/officeDocument/2006/docPropsVTypes">
+  <Template>Normal.dotm</Template>
+  <Pages>1</Pages>
+  <Words>104</Words>
+  <Characters>292</Characters>
+  <Lines>1</Lines>
+  <Paragraphs>1</Paragraphs>
+  <TotalTime>27</TotalTime>
+  <ScaleCrop>false</ScaleCrop>
+  <LinksUpToDate>false</LinksUpToDate>
+  <CharactersWithSpaces>305</CharactersWithSpaces>
+  <Application>WPS Office_12.1.0.26375_F1E327BC-269C-435d-A152-05C5408002CA</Application>
+  <DocSecurity>0</DocSecurity>
+</Properties>
+</file>
+
+<file path=docProps\core.xml><?xml version="1.0" encoding="utf-8"?>
+<cp:coreProperties xmlns:cp="http://schemas.openxmlformats.org/package/2006/metadata/core-properties" xmlns:dc="http://purl.org/dc/elements/1.1/" xmlns:dcterms="http://purl.org/dc/terms/" xmlns:dcmitype="http://purl.org/dc/dcmitype/" xmlns:xsi="http://www.w3.org/2001/XMLSchema-instance">
+  <dcterms:created xsi:type="dcterms:W3CDTF">2022-03-01T11:09:00Z</dcterms:created>
+  <dc:creator>Administrator</dc:creator>
+  <cp:lastModifiedBy>sjh-z'k‘l'</cp:lastModifiedBy>
+  <cp:lastPrinted>2026-05-21T01:12:00Z</cp:lastPrinted>
+  <dcterms:modified xsi:type="dcterms:W3CDTF">2026-05-29T02:47:42Z</dcterms:modified>
+  <cp:revision>2</cp:revision>
+</cp:coreProperties>
+</file>
+
+<file path=docProps\custom.xml><?xml version="1.0" encoding="utf-8"?>
+<Properties xmlns="http://schemas.openxmlformats.org/officeDocument/2006/custom-properties" xmlns:vt="http://schemas.openxmlformats.org/officeDocument/2006/docPropsVTypes">
+  <property fmtid="{D5CDD505-2E9C-101B-9397-08002B2CF9AE}" pid="2" name="KSOProductBuildVer">
+    <vt:lpwstr>2052-12.1.0.26375</vt:lpwstr>
+  </property>
+  <property fmtid="{D5CDD505-2E9C-101B-9397-08002B2CF9AE}" pid="3" name="ICV">
+    <vt:lpwstr>20C7D8543C8B49A2848BC75B191FD8F5_13</vt:lpwstr>
+  </property>
+  <property fmtid="{D5CDD505-2E9C-101B-9397-08002B2CF9AE}" pid="4" name="KSOTemplateDocerSaveRecord">
+    <vt:lpwstr>eyJoZGlkIjoiMmIyYmRhMjg2NjkyZTA4MDNhMDlhNDZkMmU1MjVhMGUiLCJ1c2VySWQiOiIxMzYxNTQxNzI1In0=</vt:lpwstr>
+  </property>
+</Properties>
+</file>
+
+<file path=word\document.xml><?xml version="1.0" encoding="utf-8"?>
 <w:document xmlns:wpc="http://schemas.microsoft.com/office/word/2010/wordprocessingCanvas" xmlns:mc="http://schemas.openxmlformats.org/markup-compatibility/2006" xmlns:o="urn:schemas-microsoft-com:office:office" xmlns:r="http://schemas.openxmlformats.org/officeDocument/2006/relationships" xmlns:m="http://schemas.openxmlformats.org/officeDocument/2006/math" xmlns:v="urn:schemas-microsoft-com:vml" xmlns:wp14="http://schemas.microsoft.com/office/word/2010/wordprocessingDrawing" xmlns:wp="http://schemas.openxmlformats.org/drawingml/2006/wordprocessingDrawing" xmlns:w="http://schemas.openxmlformats.org/wordprocessingml/2006/main" xmlns:w14="http://schemas.microsoft.com/office/word/2010/wordml" xmlns:w10="urn:schemas-microsoft-com:office:word" xmlns:w15="http://schemas.microsoft.com/office/word/2012/wordml" xmlns:wpg="http://schemas.microsoft.com/office/word/2010/wordprocessingGroup" xmlns:wpi="http://schemas.microsoft.com/office/word/2010/wordprocessingInk" xmlns:wne="http://schemas.microsoft.com/office/word/2006/wordml" xmlns:wps="http://schemas.microsoft.com/office/word/2010/wordprocessingShape" xmlns:wpsCustomData="http://www.wps.cn/officeDocument/2013/wpsCustomData" mc:Ignorable="w14 w15 wp14">
   <w:body>
     <w:tbl>
@@ -644,7 +686,7 @@
                 <w:sz w:val="24"/>
                 <w:lang w:bidi="ar"/>
               </w:rPr>
-              <w:t>谈</w:t>
+              <w:t>内容</w:t>
             </w:r>
           </w:p>
           <w:p>
@@ -668,53 +710,7 @@
                 <w:sz w:val="24"/>
                 <w:lang w:bidi="ar"/>
               </w:rPr>
-              <w:t>话</w:t>
-            </w:r>
-          </w:p>
-          <w:p>
-            <w:pPr>
-              <w:widowControl/>
-              <w:jc w:val="center"/>
-              <w:textAlignment w:val="center"/>
-              <w:rPr>
-                <w:rFonts w:hint="eastAsia" w:ascii="宋体" w:hAnsi="宋体" w:cs="宋体"/>
-                <w:color w:val="000000"/>
-                <w:kern w:val="0"/>
-                <w:sz w:val="24"/>
-                <w:lang w:bidi="ar"/>
-              </w:rPr>
-            </w:pPr>
-            <w:r>
-              <w:rPr>
-                <w:rFonts w:hint="eastAsia" w:ascii="宋体" w:hAnsi="宋体" w:cs="宋体"/>
-                <w:color w:val="000000"/>
-                <w:kern w:val="0"/>
-                <w:sz w:val="24"/>
-                <w:lang w:bidi="ar"/>
-              </w:rPr>
-              <w:t>记</w:t>
-            </w:r>
-          </w:p>
-          <w:p>
-            <w:pPr>
-              <w:widowControl/>
-              <w:jc w:val="center"/>
-              <w:textAlignment w:val="center"/>
-              <w:rPr>
-                <w:rFonts w:hint="eastAsia" w:ascii="宋体" w:hAnsi="宋体" w:cs="宋体"/>
-                <w:color w:val="000000"/>
-                <w:sz w:val="24"/>
-              </w:rPr>
-            </w:pPr>
-            <w:r>
-              <w:rPr>
-                <w:rFonts w:hint="eastAsia" w:ascii="宋体" w:hAnsi="宋体" w:cs="宋体"/>
-                <w:color w:val="000000"/>
-                <w:kern w:val="0"/>
-                <w:sz w:val="24"/>
-                <w:lang w:bidi="ar"/>
-              </w:rPr>
-              <w:t>录</w:t>
+              <w:t>概要</w:t>
             </w:r>
           </w:p>
         </w:tc>
@@ -1310,7 +1306,89 @@
 </w:document>
 </file>
 
-<file path=word/header1.xml><?xml version="1.0" encoding="utf-8"?>
+<file path=word\fontTable.xml><?xml version="1.0" encoding="utf-8"?>
+<w:fonts xmlns:mc="http://schemas.openxmlformats.org/markup-compatibility/2006" xmlns:r="http://schemas.openxmlformats.org/officeDocument/2006/relationships" xmlns:w="http://schemas.openxmlformats.org/wordprocessingml/2006/main" xmlns:w14="http://schemas.microsoft.com/office/word/2010/wordml" mc:Ignorable="w14">
+  <w:font w:name="Times New Roman">
+    <w:panose1 w:val="02020603050405020304"/>
+    <w:charset w:val="00"/>
+    <w:family w:val="roman"/>
+    <w:pitch w:val="variable"/>
+    <w:sig w:usb0="20007A87" w:usb1="80000000" w:usb2="00000008" w:usb3="00000000" w:csb0="000001FF" w:csb1="00000000"/>
+  </w:font>
+  <w:font w:name="宋体">
+    <w:panose1 w:val="02010600030101010101"/>
+    <w:charset w:val="86"/>
+    <w:family w:val="auto"/>
+    <w:pitch w:val="default"/>
+    <w:sig w:usb0="00000203" w:usb1="288F0000" w:usb2="00000006" w:usb3="00000000" w:csb0="00040001" w:csb1="00000000"/>
+  </w:font>
+  <w:font w:name="Wingdings">
+    <w:panose1 w:val="05000000000000000000"/>
+    <w:charset w:val="02"/>
+    <w:family w:val="auto"/>
+    <w:pitch w:val="default"/>
+    <w:sig w:usb0="00000000" w:usb1="00000000" w:usb2="00000000" w:usb3="00000000" w:csb0="80000000" w:csb1="00000000"/>
+  </w:font>
+  <w:font w:name="Arial">
+    <w:panose1 w:val="020B0604020202020204"/>
+    <w:charset w:val="01"/>
+    <w:family w:val="swiss"/>
+    <w:pitch w:val="default"/>
+    <w:sig w:usb0="E0002EFF" w:usb1="C000785B" w:usb2="00000009" w:usb3="00000000" w:csb0="400001FF" w:csb1="FFFF0000"/>
+  </w:font>
+  <w:font w:name="黑体">
+    <w:panose1 w:val="02010609060101010101"/>
+    <w:charset w:val="86"/>
+    <w:family w:val="auto"/>
+    <w:pitch w:val="default"/>
+    <w:sig w:usb0="800002BF" w:usb1="38CF7CFA" w:usb2="00000016" w:usb3="00000000" w:csb0="00040001" w:csb1="00000000"/>
+  </w:font>
+  <w:font w:name="Courier New">
+    <w:panose1 w:val="02070309020205020404"/>
+    <w:charset w:val="01"/>
+    <w:family w:val="modern"/>
+    <w:pitch w:val="default"/>
+    <w:sig w:usb0="E0002EFF" w:usb1="C0007843" w:usb2="00000009" w:usb3="00000000" w:csb0="400001FF" w:csb1="FFFF0000"/>
+  </w:font>
+  <w:font w:name="Symbol">
+    <w:panose1 w:val="05050102010706020507"/>
+    <w:charset w:val="02"/>
+    <w:family w:val="roman"/>
+    <w:pitch w:val="default"/>
+    <w:sig w:usb0="00000000" w:usb1="00000000" w:usb2="00000000" w:usb3="00000000" w:csb0="80000000" w:csb1="00000000"/>
+  </w:font>
+  <w:font w:name="Calibri">
+    <w:panose1 w:val="020F0502020204030204"/>
+    <w:charset w:val="00"/>
+    <w:family w:val="swiss"/>
+    <w:pitch w:val="default"/>
+    <w:sig w:usb0="E4002EFF" w:usb1="C200247B" w:usb2="00000009" w:usb3="00000000" w:csb0="200001FF" w:csb1="00000000"/>
+  </w:font>
+  <w:font w:name="楷体">
+    <w:panose1 w:val="02010609060101010101"/>
+    <w:charset w:val="86"/>
+    <w:family w:val="modern"/>
+    <w:pitch w:val="default"/>
+    <w:sig w:usb0="800002BF" w:usb1="38CF7CFA" w:usb2="00000016" w:usb3="00000000" w:csb0="00040001" w:csb1="00000000"/>
+  </w:font>
+  <w:font w:name="微软雅黑">
+    <w:panose1 w:val="020B0503020204020204"/>
+    <w:charset w:val="86"/>
+    <w:family w:val="auto"/>
+    <w:pitch w:val="default"/>
+    <w:sig w:usb0="80000287" w:usb1="2ACF3C50" w:usb2="00000016" w:usb3="00000000" w:csb0="0004001F" w:csb1="00000000"/>
+  </w:font>
+  <w:font w:name="Tahoma">
+    <w:panose1 w:val="020B0604030504040204"/>
+    <w:charset w:val="00"/>
+    <w:family w:val="auto"/>
+    <w:pitch w:val="default"/>
+    <w:sig w:usb0="E1002EFF" w:usb1="C000605B" w:usb2="00000029" w:usb3="00000000" w:csb0="200101FF" w:csb1="20280000"/>
+  </w:font>
+</w:fonts>
+</file>
+
+<file path=word\header1.xml><?xml version="1.0" encoding="utf-8"?>
 <w:hdr xmlns:wpc="http://schemas.microsoft.com/office/word/2010/wordprocessingCanvas" xmlns:mc="http://schemas.openxmlformats.org/markup-compatibility/2006" xmlns:o="urn:schemas-microsoft-com:office:office" xmlns:r="http://schemas.openxmlformats.org/officeDocument/2006/relationships" xmlns:m="http://schemas.openxmlformats.org/officeDocument/2006/math" xmlns:v="urn:schemas-microsoft-com:vml" xmlns:wp14="http://schemas.microsoft.com/office/word/2010/wordprocessingDrawing" xmlns:wp="http://schemas.openxmlformats.org/drawingml/2006/wordprocessingDrawing" xmlns:w10="urn:schemas-microsoft-com:office:word" xmlns:w="http://schemas.openxmlformats.org/wordprocessingml/2006/main" xmlns:w14="http://schemas.microsoft.com/office/word/2010/wordml" xmlns:w15="http://schemas.microsoft.com/office/word/2012/wordml" xmlns:wpg="http://schemas.microsoft.com/office/word/2010/wordprocessingGroup" xmlns:wpi="http://schemas.microsoft.com/office/word/2010/wordprocessingInk" xmlns:wne="http://schemas.microsoft.com/office/word/2006/wordml" xmlns:wps="http://schemas.microsoft.com/office/word/2010/wordprocessingShape" xmlns:wpsCustomData="http://www.wps.cn/officeDocument/2013/wpsCustomData" mc:Ignorable="w14 w15 wp14">
   <w:p>
     <w:pPr>
@@ -1419,7 +1497,7 @@
 </w:hdr>
 </file>
 
-<file path=word/numbering.xml><?xml version="1.0" encoding="utf-8"?>
+<file path=word\numbering.xml><?xml version="1.0" encoding="utf-8"?>
 <w:numbering xmlns:wpc="http://schemas.microsoft.com/office/word/2010/wordprocessingCanvas" xmlns:mc="http://schemas.openxmlformats.org/markup-compatibility/2006" xmlns:o="urn:schemas-microsoft-com:office:office" xmlns:r="http://schemas.openxmlformats.org/officeDocument/2006/relationships" xmlns:m="http://schemas.openxmlformats.org/officeDocument/2006/math" xmlns:v="urn:schemas-microsoft-com:vml" xmlns:wp14="http://schemas.microsoft.com/office/word/2010/wordprocessingDrawing" xmlns:wp="http://schemas.openxmlformats.org/drawingml/2006/wordprocessingDrawing" xmlns:w10="urn:schemas-microsoft-com:office:word" xmlns:w="http://schemas.openxmlformats.org/wordprocessingml/2006/main" xmlns:w14="http://schemas.microsoft.com/office/word/2010/wordml" xmlns:wpg="http://schemas.microsoft.com/office/word/2010/wordprocessingGroup" xmlns:wpi="http://schemas.microsoft.com/office/word/2010/wordprocessingInk" xmlns:wne="http://schemas.microsoft.com/office/word/2006/wordml" xmlns:wps="http://schemas.microsoft.com/office/word/2010/wordprocessingShape" xmlns:wpsCustomData="http://www.wps.cn/officeDocument/2013/wpsCustomData" mc:Ignorable="w14 wp14">
   <w:abstractNum w:abstractNumId="0">
     <w:nsid w:val="0AE6DBDA"/>
@@ -1443,7 +1521,82 @@
 </w:numbering>
 </file>
 
-<file path=word/styles.xml><?xml version="1.0" encoding="utf-8"?>
+<file path=word\settings.xml><?xml version="1.0" encoding="utf-8"?>
+<w:settings xmlns:mc="http://schemas.openxmlformats.org/markup-compatibility/2006" xmlns:o="urn:schemas-microsoft-com:office:office" xmlns:r="http://schemas.openxmlformats.org/officeDocument/2006/relationships" xmlns:m="http://schemas.openxmlformats.org/officeDocument/2006/math" xmlns:v="urn:schemas-microsoft-com:vml" xmlns:w10="urn:schemas-microsoft-com:office:word" xmlns:w="http://schemas.openxmlformats.org/wordprocessingml/2006/main" xmlns:w14="http://schemas.microsoft.com/office/word/2010/wordml" xmlns:sl="http://schemas.openxmlformats.org/schemaLibrary/2006/main" xmlns:wpsCustomData="http://www.wps.cn/officeDocument/2013/wpsCustomData" mc:Ignorable="w14">
+  <w:zoom w:percent="64"/>
+  <w:bordersDoNotSurroundHeader w:val="0"/>
+  <w:bordersDoNotSurroundFooter w:val="0"/>
+  <w:documentProtection w:enforcement="0"/>
+  <w:defaultTabStop w:val="420"/>
+  <w:hyphenationZone w:val="360"/>
+  <w:drawingGridVerticalSpacing w:val="156"/>
+  <w:displayHorizontalDrawingGridEvery w:val="1"/>
+  <w:displayVerticalDrawingGridEvery w:val="1"/>
+  <w:noPunctuationKerning w:val="1"/>
+  <w:characterSpacingControl w:val="compressPunctuation"/>
+  <w:compat>
+    <w:spaceForUL/>
+    <w:balanceSingleByteDoubleByteWidth/>
+    <w:doNotLeaveBackslashAlone/>
+    <w:ulTrailSpace/>
+    <w:doNotExpandShiftReturn/>
+    <w:adjustLineHeightInTable/>
+    <w:doNotWrapTextWithPunct/>
+    <w:doNotUseEastAsianBreakRules/>
+    <w:useFELayout/>
+    <w:compatSetting w:name="compatibilityMode" w:uri="http://schemas.microsoft.com/office/word" w:val="14"/>
+    <w:compatSetting w:name="overrideTableStyleFontSizeAndJustification" w:uri="http://schemas.microsoft.com/office/word" w:val="1"/>
+    <w:compatSetting w:name="enableOpenTypeFeatures" w:uri="http://schemas.microsoft.com/office/word" w:val="1"/>
+    <w:compatSetting w:name="doNotFlipMirrorIndents" w:uri="http://schemas.microsoft.com/office/word" w:val="1"/>
+  </w:compat>
+  <w:docVars>
+    <w:docVar w:name="commondata" w:val="eyJoZGlkIjoiZDlkY2Y4ODE4N2FhYjBiNDRiNTFlYTBlYzM2ZDgzNjUifQ=="/>
+  </w:docVars>
+  <w:rsids>
+    <w:rsidRoot w:val="008D3034"/>
+    <w:rsid w:val="002B72AB"/>
+    <w:rsid w:val="008D3034"/>
+    <w:rsid w:val="0EC165B3"/>
+    <w:rsid w:val="2ABC7691"/>
+    <w:rsid w:val="2B0B38BD"/>
+    <w:rsid w:val="38370252"/>
+    <w:rsid w:val="3DF356CC"/>
+    <w:rsid w:val="51BD44CE"/>
+    <w:rsid w:val="552E64F2"/>
+    <w:rsid w:val="59442C85"/>
+    <w:rsid w:val="594F5368"/>
+    <w:rsid w:val="5D771C99"/>
+    <w:rsid w:val="5EEE6B05"/>
+    <w:rsid w:val="65D025CA"/>
+    <w:rsid w:val="6E183261"/>
+    <w:rsid w:val="72646C2F"/>
+    <w:rsid w:val="768D0D1E"/>
+  </w:rsids>
+  <m:mathPr>
+    <m:brkBin m:val="before"/>
+    <m:brkBinSub m:val="--"/>
+    <m:smallFrac m:val="0"/>
+    <m:dispDef/>
+    <m:lMargin m:val="0"/>
+    <m:rMargin m:val="0"/>
+    <m:defJc m:val="centerGroup"/>
+    <m:wrapIndent m:val="1440"/>
+    <m:intLim m:val="subSup"/>
+    <m:naryLim m:val="undOvr"/>
+  </m:mathPr>
+  <w:uiCompat97To2003/>
+  <w:themeFontLang w:val="en-US" w:eastAsia="zh-CN"/>
+  <w:clrSchemeMapping w:bg1="light1" w:t1="dark1" w:bg2="light2" w:t2="dark2" w:accent1="accent1" w:accent2="accent2" w:accent3="accent3" w:accent4="accent4" w:accent5="accent5" w:accent6="accent6" w:hyperlink="hyperlink" w:followedHyperlink="followedHyperlink"/>
+  <w:doNotIncludeSubdocsInStats/>
+  <mc:AlternateContent>
+    <mc:Choice Requires="wpsCustomData">
+      <wpsCustomData:typoFeatureVersion val="1"/>
+    </mc:Choice>
+  </mc:AlternateContent>
+</w:settings>
+</file>
+
+<file path=word\styles.xml><?xml version="1.0" encoding="utf-8"?>
 <w:styles xmlns:mc="http://schemas.openxmlformats.org/markup-compatibility/2006" xmlns:o="urn:schemas-microsoft-com:office:office" xmlns:r="http://schemas.openxmlformats.org/officeDocument/2006/relationships" xmlns:m="http://schemas.openxmlformats.org/officeDocument/2006/math" xmlns:v="urn:schemas-microsoft-com:vml" xmlns:w="http://schemas.openxmlformats.org/wordprocessingml/2006/main" xmlns:w14="http://schemas.microsoft.com/office/word/2010/wordml" xmlns:w10="urn:schemas-microsoft-com:office:word" xmlns:sl="http://schemas.openxmlformats.org/schemaLibrary/2006/main" xmlns:wpsCustomData="http://www.wps.cn/officeDocument/2013/wpsCustomData" mc:Ignorable="w14">
   <w:docDefaults>
     <w:rPrDefault>
@@ -1793,7 +1946,7 @@
 </w:styles>
 </file>
 
-<file path=word/theme/theme1.xml><?xml version="1.0" encoding="utf-8"?>
+<file path=word\theme\theme1.xml><?xml version="1.0" encoding="utf-8"?>
 <a:theme xmlns:a="http://schemas.openxmlformats.org/drawingml/2006/main" name="Office">
   <a:themeElements>
     <a:clrScheme name="Office">
